--- a/policies/build/sop_record_masters/FMS/Records/FMS.4_Record_01_medical-gas_written-guidance_implementation_log.docx
+++ b/policies/build/sop_record_masters/FMS/Records/FMS.4_Record_01_medical-gas_written-guidance_implementation_log.docx
@@ -141,7 +141,22 @@
         <w:pStyle w:val="ListParagraph"/>
       </w:pPr>
       <w:r>
-        <w:t>• British Compressed Gases Association. Medical Gases.</w:t>
+        <w:t xml:space="preserve">• </w:t>
+      </w:r>
+      <w:r>
+        <w:t xml:space="preserve">British Compressed Gases Association. </w:t>
+      </w:r>
+      <w:hyperlink r:id="rId9">
+        <w:r>
+          <w:rPr>
+            <w:color w:val="0563C1"/>
+            <w:u w:val="single"/>
+          </w:rPr>
+          <w:t>Medical Gases guidance notes</w:t>
+        </w:r>
+      </w:hyperlink>
+      <w:r>
+        <w:t>.</w:t>
       </w:r>
     </w:p>
     <w:p/>
